--- a/plantillas_word/informes_economia/resumen_ueb_template.docx
+++ b/plantillas_word/informes_economia/resumen_ueb_template.docx
@@ -109,7 +109,6 @@
         </w:rPr>
         <w:t xml:space="preserve">Mes: </w:t>
       </w:r>
-      <w:proofErr w:type="gramStart"/>
       <w:r>
         <w:rPr>
           <w:b/>
@@ -117,37 +116,7 @@
           <w:szCs w:val="24"/>
           <w:lang w:val="es-CU"/>
         </w:rPr>
-        <w:t>{{ mes</w:t>
-      </w:r>
-      <w:proofErr w:type="gramEnd"/>
-      <w:r>
-        <w:rPr>
-          <w:b/>
-          <w:sz w:val="28"/>
-          <w:szCs w:val="24"/>
-          <w:lang w:val="es-CU"/>
-        </w:rPr>
-        <w:t xml:space="preserve"> }} | Año: {{ </w:t>
-      </w:r>
-      <w:proofErr w:type="spellStart"/>
-      <w:r>
-        <w:rPr>
-          <w:b/>
-          <w:sz w:val="28"/>
-          <w:szCs w:val="24"/>
-          <w:lang w:val="es-CU"/>
-        </w:rPr>
-        <w:t>anno</w:t>
-      </w:r>
-      <w:proofErr w:type="spellEnd"/>
-      <w:r>
-        <w:rPr>
-          <w:b/>
-          <w:sz w:val="28"/>
-          <w:szCs w:val="24"/>
-          <w:lang w:val="es-CU"/>
-        </w:rPr>
-        <w:t xml:space="preserve"> }}</w:t>
+        <w:t xml:space="preserve">{{ mes }} | Año: {{ anno }}</w:t>
       </w:r>
       <w:r>
         <w:rPr>
@@ -211,7 +180,6 @@
             <w:pPr>
               <w:jc w:val="center"/>
             </w:pPr>
-            <w:proofErr w:type="spellStart"/>
             <w:r>
               <w:rPr>
                 <w:b/>
@@ -220,7 +188,6 @@
               </w:rPr>
               <w:t>Trabajadores</w:t>
             </w:r>
-            <w:proofErr w:type="spellEnd"/>
             <w:r>
               <w:rPr>
                 <w:b/>
@@ -229,7 +196,6 @@
               </w:rPr>
               <w:t xml:space="preserve"> </w:t>
             </w:r>
-            <w:proofErr w:type="spellStart"/>
             <w:r>
               <w:rPr>
                 <w:b/>
@@ -238,7 +204,6 @@
               </w:rPr>
               <w:t>Físicos</w:t>
             </w:r>
-            <w:proofErr w:type="spellEnd"/>
           </w:p>
         </w:tc>
       </w:tr>
@@ -331,7 +296,77 @@
                 <w:sz w:val="24"/>
                 <w:szCs w:val="28"/>
               </w:rPr>
-              <w:t>{%tr for item in uebs %}{{ item.nombre }}</w:t>
+              <w:t xml:space="preserve">{%tr for item in uebs %}</w:t>
+            </w:r>
+          </w:p>
+        </w:tc>
+        <w:tc>
+          <w:tcPr>
+            <w:tcW w:w="2851" w:type="dxa"/>
+            <w:shd w:val="clear" w:color="auto" w:fill="FFFFFF"/>
+            <w:vAlign w:val="center"/>
+          </w:tcPr>
+          <w:p>
+            <w:pPr>
+              <w:jc w:val="center"/>
+              <w:rPr>
+                <w:szCs w:val="28"/>
+              </w:rPr>
+            </w:pPr>
+            <w:r>
+              <w:rPr>
+                <w:szCs w:val="28"/>
+              </w:rPr>
+              <w:t/>
+            </w:r>
+          </w:p>
+        </w:tc>
+        <w:tc>
+          <w:tcPr>
+            <w:tcW w:w="2895" w:type="dxa"/>
+            <w:shd w:val="clear" w:color="auto" w:fill="FDF4FF"/>
+            <w:vAlign w:val="center"/>
+          </w:tcPr>
+          <w:p>
+            <w:pPr>
+              <w:pStyle w:val="Prrafodelista"/>
+              <w:rPr>
+                <w:szCs w:val="28"/>
+              </w:rPr>
+            </w:pPr>
+            <w:r>
+              <w:rPr>
+                <w:szCs w:val="28"/>
+              </w:rPr>
+              <w:t xml:space="preserve"/>
+            </w:r>
+          </w:p>
+        </w:tc>
+      </w:tr>
+      <w:tr>
+        <w:trPr>
+          <w:trHeight w:val="288"/>
+          <w:jc w:val="center"/>
+        </w:trPr>
+        <w:tc>
+          <w:tcPr>
+            <w:tcW w:w="4890" w:type="dxa"/>
+            <w:shd w:val="clear" w:color="auto" w:fill="FFFFFF"/>
+            <w:vAlign w:val="center"/>
+          </w:tcPr>
+          <w:p>
+            <w:pPr>
+              <w:rPr>
+                <w:sz w:val="24"/>
+                <w:szCs w:val="28"/>
+              </w:rPr>
+            </w:pPr>
+            <w:r>
+              <w:rPr>
+                <w:sz w:val="24"/>
+                <w:szCs w:val="28"/>
+              </w:rPr>
+              <w:t>{{ item.nombre }}</w:t>
             </w:r>
           </w:p>
         </w:tc>
@@ -373,21 +408,77 @@
               <w:rPr>
                 <w:szCs w:val="28"/>
               </w:rPr>
-              <w:t xml:space="preserve">{{ item.mujeres }}{%tr </w:t>
+              <w:t xml:space="preserve">{{ item.mujeres }}</w:t>
             </w:r>
-            <w:proofErr w:type="spellStart"/>
+          </w:p>
+        </w:tc>
+      </w:tr>
+      <w:tr>
+        <w:trPr>
+          <w:trHeight w:val="288"/>
+          <w:jc w:val="center"/>
+        </w:trPr>
+        <w:tc>
+          <w:tcPr>
+            <w:tcW w:w="4890" w:type="dxa"/>
+            <w:shd w:val="clear" w:color="auto" w:fill="FFFFFF"/>
+            <w:vAlign w:val="center"/>
+          </w:tcPr>
+          <w:p>
+            <w:pPr>
+              <w:rPr>
+                <w:sz w:val="24"/>
+                <w:szCs w:val="28"/>
+              </w:rPr>
+            </w:pPr>
+            <w:r>
+              <w:rPr>
+                <w:sz w:val="24"/>
+                <w:szCs w:val="28"/>
+              </w:rPr>
+              <w:t xml:space="preserve">{%tr endfor %}</w:t>
+            </w:r>
+          </w:p>
+        </w:tc>
+        <w:tc>
+          <w:tcPr>
+            <w:tcW w:w="2851" w:type="dxa"/>
+            <w:shd w:val="clear" w:color="auto" w:fill="FFFFFF"/>
+            <w:vAlign w:val="center"/>
+          </w:tcPr>
+          <w:p>
+            <w:pPr>
+              <w:jc w:val="center"/>
+              <w:rPr>
+                <w:szCs w:val="28"/>
+              </w:rPr>
+            </w:pPr>
             <w:r>
               <w:rPr>
                 <w:szCs w:val="28"/>
               </w:rPr>
-              <w:t>endfor</w:t>
+              <w:t/>
             </w:r>
-            <w:proofErr w:type="spellEnd"/>
+          </w:p>
+        </w:tc>
+        <w:tc>
+          <w:tcPr>
+            <w:tcW w:w="2895" w:type="dxa"/>
+            <w:shd w:val="clear" w:color="auto" w:fill="FDF4FF"/>
+            <w:vAlign w:val="center"/>
+          </w:tcPr>
+          <w:p>
+            <w:pPr>
+              <w:pStyle w:val="Prrafodelista"/>
+              <w:rPr>
+                <w:szCs w:val="28"/>
+              </w:rPr>
+            </w:pPr>
             <w:r>
               <w:rPr>
                 <w:szCs w:val="28"/>
               </w:rPr>
-              <w:t xml:space="preserve"> %}</w:t>
+              <w:t xml:space="preserve"/>
             </w:r>
           </w:p>
         </w:tc>
@@ -528,19 +619,11 @@
             <w:pPr>
               <w:jc w:val="center"/>
             </w:pPr>
-            <w:proofErr w:type="gramStart"/>
             <w:r>
               <w:rPr>
                 <w:b/>
               </w:rPr>
-              <w:t>{{ total</w:t>
-            </w:r>
-            <w:proofErr w:type="gramEnd"/>
-            <w:r>
-              <w:rPr>
-                <w:b/>
-              </w:rPr>
-              <w:t>_general }}</w:t>
+              <w:t xml:space="preserve">{{ total_general }}</w:t>
             </w:r>
           </w:p>
         </w:tc>
@@ -581,19 +664,11 @@
             <w:pPr>
               <w:jc w:val="center"/>
             </w:pPr>
-            <w:proofErr w:type="gramStart"/>
             <w:r>
               <w:rPr>
                 <w:b/>
               </w:rPr>
-              <w:t>{{ total</w:t>
-            </w:r>
-            <w:proofErr w:type="gramEnd"/>
-            <w:r>
-              <w:rPr>
-                <w:b/>
-              </w:rPr>
-              <w:t>_mujeres }}</w:t>
+              <w:t xml:space="preserve">{{ total_mujeres }}</w:t>
             </w:r>
           </w:p>
         </w:tc>
